--- a/zht/docx/218.content.docx
+++ b/zht/docx/218.content.docx
@@ -281,18 +281,12 @@
           <w:lang w:val="zh_TW" w:bidi="zh_TW"/>
         </w:rPr>
       </w:r>
-      <w:hyperlink r:id="rId13">
-        <w:r>
-          <w:rPr>
-            <w:lang w:val="zh_TW" w:bidi="zh_TW"/>
-          </w:rPr>
-          <w:rPr>
-            <w:color w:val="0000EE"/>
-            <w:u w:val="single"/>
-          </w:rPr>
-          <w:t>以西結書7:5–7</w:t>
-        </w:r>
-      </w:hyperlink>
+      <w:r>
+        <w:rPr>
+          <w:lang w:val="zh_TW" w:bidi="zh_TW"/>
+        </w:rPr>
+        <w:t>以西結書7:5–7</w:t>
+      </w:r>
     </w:p>
     <w:p>
       <w:pPr>
@@ -305,18 +299,12 @@
           <w:lang w:val="zh_TW" w:bidi="zh_TW"/>
         </w:rPr>
       </w:r>
-      <w:hyperlink r:id="rId14">
-        <w:r>
-          <w:rPr>
-            <w:lang w:val="zh_TW" w:bidi="zh_TW"/>
-          </w:rPr>
-          <w:rPr>
-            <w:color w:val="0000EE"/>
-            <w:u w:val="single"/>
-          </w:rPr>
-          <w:t>以西結書30:9</w:t>
-        </w:r>
-      </w:hyperlink>
+      <w:r>
+        <w:rPr>
+          <w:lang w:val="zh_TW" w:bidi="zh_TW"/>
+        </w:rPr>
+        <w:t>以西結書30:9</w:t>
+      </w:r>
     </w:p>
     <w:p>
       <w:pPr>
@@ -329,18 +317,12 @@
           <w:lang w:val="zh_TW" w:bidi="zh_TW"/>
         </w:rPr>
       </w:r>
-      <w:hyperlink r:id="rId15">
-        <w:r>
-          <w:rPr>
-            <w:lang w:val="zh_TW" w:bidi="zh_TW"/>
-          </w:rPr>
-          <w:rPr>
-            <w:color w:val="0000EE"/>
-            <w:u w:val="single"/>
-          </w:rPr>
-          <w:t>以賽亞書6:5</w:t>
-        </w:r>
-      </w:hyperlink>
+      <w:r>
+        <w:rPr>
+          <w:lang w:val="zh_TW" w:bidi="zh_TW"/>
+        </w:rPr>
+        <w:t>以賽亞書6:5</w:t>
+      </w:r>
     </w:p>
     <w:p>
       <w:pPr>
@@ -353,18 +335,12 @@
           <w:lang w:val="zh_TW" w:bidi="zh_TW"/>
         </w:rPr>
       </w:r>
-      <w:hyperlink r:id="rId16">
-        <w:r>
-          <w:rPr>
-            <w:lang w:val="zh_TW" w:bidi="zh_TW"/>
-          </w:rPr>
-          <w:rPr>
-            <w:color w:val="0000EE"/>
-            <w:u w:val="single"/>
-          </w:rPr>
-          <w:t>詩篇92:6–7</w:t>
-        </w:r>
-      </w:hyperlink>
+      <w:r>
+        <w:rPr>
+          <w:lang w:val="zh_TW" w:bidi="zh_TW"/>
+        </w:rPr>
+        <w:t>詩篇92:6–7</w:t>
+      </w:r>
     </w:p>
     <w:p>
       <w:pPr>
@@ -604,18 +580,12 @@
           <w:lang w:val="zh_TW" w:bidi="zh_TW"/>
         </w:rPr>
       </w:r>
-      <w:hyperlink r:id="rId17">
-        <w:r>
-          <w:rPr>
-            <w:lang w:val="zh_TW" w:bidi="zh_TW"/>
-          </w:rPr>
-          <w:rPr>
-            <w:color w:val="0000EE"/>
-            <w:u w:val="single"/>
-          </w:rPr>
-          <w:t>耶利米哀歌1:13</w:t>
-        </w:r>
-      </w:hyperlink>
+      <w:r>
+        <w:rPr>
+          <w:lang w:val="zh_TW" w:bidi="zh_TW"/>
+        </w:rPr>
+        <w:t>耶利米哀歌1:13</w:t>
+      </w:r>
     </w:p>
     <w:p>
       <w:pPr>
@@ -628,18 +598,12 @@
           <w:lang w:val="zh_TW" w:bidi="zh_TW"/>
         </w:rPr>
       </w:r>
-      <w:hyperlink r:id="rId18">
-        <w:r>
-          <w:rPr>
-            <w:lang w:val="zh_TW" w:bidi="zh_TW"/>
-          </w:rPr>
-          <w:rPr>
-            <w:color w:val="0000EE"/>
-            <w:u w:val="single"/>
-          </w:rPr>
-          <w:t>詩篇69:29</w:t>
-        </w:r>
-      </w:hyperlink>
+      <w:r>
+        <w:rPr>
+          <w:lang w:val="zh_TW" w:bidi="zh_TW"/>
+        </w:rPr>
+        <w:t>詩篇69:29</w:t>
+      </w:r>
     </w:p>
     <w:p>
       <w:pPr>
@@ -1052,18 +1016,12 @@
           <w:lang w:val="zh_TW" w:bidi="zh_TW"/>
         </w:rPr>
       </w:r>
-      <w:hyperlink r:id="rId19">
-        <w:r>
-          <w:rPr>
-            <w:lang w:val="zh_TW" w:bidi="zh_TW"/>
-          </w:rPr>
-          <w:rPr>
-            <w:color w:val="0000EE"/>
-            <w:u w:val="single"/>
-          </w:rPr>
-          <w:t>約翰一書2:5</w:t>
-        </w:r>
-      </w:hyperlink>
+      <w:r>
+        <w:rPr>
+          <w:lang w:val="zh_TW" w:bidi="zh_TW"/>
+        </w:rPr>
+        <w:t>約翰一書2:5</w:t>
+      </w:r>
     </w:p>
     <w:p>
       <w:pPr>
@@ -1076,18 +1034,12 @@
           <w:lang w:val="zh_TW" w:bidi="zh_TW"/>
         </w:rPr>
       </w:r>
-      <w:hyperlink r:id="rId20">
-        <w:r>
-          <w:rPr>
-            <w:lang w:val="zh_TW" w:bidi="zh_TW"/>
-          </w:rPr>
-          <w:rPr>
-            <w:color w:val="0000EE"/>
-            <w:u w:val="single"/>
-          </w:rPr>
-          <w:t>哥林多後書2:17</w:t>
-        </w:r>
-      </w:hyperlink>
+      <w:r>
+        <w:rPr>
+          <w:lang w:val="zh_TW" w:bidi="zh_TW"/>
+        </w:rPr>
+        <w:t>哥林多後書2:17</w:t>
+      </w:r>
     </w:p>
     <w:p>
       <w:pPr>
@@ -1100,18 +1052,12 @@
           <w:lang w:val="zh_TW" w:bidi="zh_TW"/>
         </w:rPr>
       </w:r>
-      <w:hyperlink r:id="rId21">
-        <w:r>
-          <w:rPr>
-            <w:lang w:val="zh_TW" w:bidi="zh_TW"/>
-          </w:rPr>
-          <w:rPr>
-            <w:color w:val="0000EE"/>
-            <w:u w:val="single"/>
-          </w:rPr>
-          <w:t>提摩太後書1:1</w:t>
-        </w:r>
-      </w:hyperlink>
+      <w:r>
+        <w:rPr>
+          <w:lang w:val="zh_TW" w:bidi="zh_TW"/>
+        </w:rPr>
+        <w:t>提摩太後書1:1</w:t>
+      </w:r>
     </w:p>
     <w:p>
       <w:pPr>
@@ -1124,18 +1070,12 @@
           <w:lang w:val="zh_TW" w:bidi="zh_TW"/>
         </w:rPr>
       </w:r>
-      <w:hyperlink r:id="rId22">
-        <w:r>
-          <w:rPr>
-            <w:lang w:val="zh_TW" w:bidi="zh_TW"/>
-          </w:rPr>
-          <w:rPr>
-            <w:color w:val="0000EE"/>
-            <w:u w:val="single"/>
-          </w:rPr>
-          <w:t>加拉太書1:22</w:t>
-        </w:r>
-      </w:hyperlink>
+      <w:r>
+        <w:rPr>
+          <w:lang w:val="zh_TW" w:bidi="zh_TW"/>
+        </w:rPr>
+        <w:t>加拉太書1:22</w:t>
+      </w:r>
     </w:p>
     <w:p>
       <w:pPr>
@@ -1148,18 +1088,12 @@
           <w:lang w:val="zh_TW" w:bidi="zh_TW"/>
         </w:rPr>
       </w:r>
-      <w:hyperlink r:id="rId23">
-        <w:r>
-          <w:rPr>
-            <w:lang w:val="zh_TW" w:bidi="zh_TW"/>
-          </w:rPr>
-          <w:rPr>
-            <w:color w:val="0000EE"/>
-            <w:u w:val="single"/>
-          </w:rPr>
-          <w:t>加拉太書2:17</w:t>
-        </w:r>
-      </w:hyperlink>
+      <w:r>
+        <w:rPr>
+          <w:lang w:val="zh_TW" w:bidi="zh_TW"/>
+        </w:rPr>
+        <w:t>加拉太書2:17</w:t>
+      </w:r>
     </w:p>
     <w:p>
       <w:pPr>
@@ -1172,18 +1106,12 @@
           <w:lang w:val="zh_TW" w:bidi="zh_TW"/>
         </w:rPr>
       </w:r>
-      <w:hyperlink r:id="rId24">
-        <w:r>
-          <w:rPr>
-            <w:lang w:val="zh_TW" w:bidi="zh_TW"/>
-          </w:rPr>
-          <w:rPr>
-            <w:color w:val="0000EE"/>
-            <w:u w:val="single"/>
-          </w:rPr>
-          <w:t>腓利門書1:6</w:t>
-        </w:r>
-      </w:hyperlink>
+      <w:r>
+        <w:rPr>
+          <w:lang w:val="zh_TW" w:bidi="zh_TW"/>
+        </w:rPr>
+        <w:t>腓利門書1:6</w:t>
+      </w:r>
     </w:p>
     <w:p>
       <w:pPr>
@@ -1196,18 +1124,12 @@
           <w:lang w:val="zh_TW" w:bidi="zh_TW"/>
         </w:rPr>
       </w:r>
-      <w:hyperlink r:id="rId25">
-        <w:r>
-          <w:rPr>
-            <w:lang w:val="zh_TW" w:bidi="zh_TW"/>
-          </w:rPr>
-          <w:rPr>
-            <w:color w:val="0000EE"/>
-            <w:u w:val="single"/>
-          </w:rPr>
-          <w:t>啟示錄1:10</w:t>
-        </w:r>
-      </w:hyperlink>
+      <w:r>
+        <w:rPr>
+          <w:lang w:val="zh_TW" w:bidi="zh_TW"/>
+        </w:rPr>
+        <w:t>啟示錄1:10</w:t>
+      </w:r>
     </w:p>
     <w:p>
       <w:pPr>
@@ -1220,18 +1142,12 @@
           <w:lang w:val="zh_TW" w:bidi="zh_TW"/>
         </w:rPr>
       </w:r>
-      <w:hyperlink r:id="rId26">
-        <w:r>
-          <w:rPr>
-            <w:lang w:val="zh_TW" w:bidi="zh_TW"/>
-          </w:rPr>
-          <w:rPr>
-            <w:color w:val="0000EE"/>
-            <w:u w:val="single"/>
-          </w:rPr>
-          <w:t>羅馬書9:1</w:t>
-        </w:r>
-      </w:hyperlink>
+      <w:r>
+        <w:rPr>
+          <w:lang w:val="zh_TW" w:bidi="zh_TW"/>
+        </w:rPr>
+        <w:t>羅馬書9:1</w:t>
+      </w:r>
     </w:p>
     <w:p>
       <w:pPr>
